--- a/flow/20230927_hours/drafts/2024-08-g/23.08.docx
+++ b/flow/20230927_hours/drafts/2024-08-g/23.08.docx
@@ -1936,7 +1936,21 @@
           <w:rFonts w:ascii="Times New Roman" w:hAnsi="Times New Roman"/>
           <w:sz w:val="24"/>
         </w:rPr>
-        <w:t>В молитвах невсипущу Богородицю* і в заступництвах незамінне уповання* гріб і умертвіння не втримали.* Бо як Матір Життя до життя переставив Той,* Хто вселився в утробу приснодівственну.</w:t>
+        <w:t xml:space="preserve">В молитвах невсипущу Богородицю* і в заступництвах незамінне уповання* гріб і умертвіння не втримали.* Бо як Матір Життя до життя переставив Той,* Хто вселився в утробу </w:t>
+      </w:r>
+      <w:r>
+        <w:rPr>
+          <w:rFonts w:ascii="Times New Roman" w:hAnsi="Times New Roman"/>
+          <w:sz w:val="24"/>
+        </w:rPr>
+        <w:t>приснодівственну</w:t>
+      </w:r>
+      <w:r>
+        <w:rPr>
+          <w:rFonts w:ascii="Times New Roman" w:hAnsi="Times New Roman"/>
+          <w:sz w:val="24"/>
+        </w:rPr>
+        <w:t>.</w:t>
       </w:r>
     </w:p>
     <w:p>
@@ -4805,7 +4819,21 @@
           <w:rFonts w:ascii="Times New Roman" w:hAnsi="Times New Roman"/>
           <w:sz w:val="24"/>
         </w:rPr>
-        <w:t>В молитвах невсипущу Богородицю* і в заступництвах незамінне уповання* гріб і умертвіння не втримали.* Бо як Матір Життя до життя переставив Той,* Хто вселився в утробу приснодівственну.</w:t>
+        <w:t xml:space="preserve">В молитвах невсипущу Богородицю* і в заступництвах незамінне уповання* гріб і умертвіння не втримали.* Бо як Матір Життя до життя переставив Той,* Хто вселився в утробу </w:t>
+      </w:r>
+      <w:r>
+        <w:rPr>
+          <w:rFonts w:ascii="Times New Roman" w:hAnsi="Times New Roman"/>
+          <w:sz w:val="24"/>
+        </w:rPr>
+        <w:t>приснодівственну</w:t>
+      </w:r>
+      <w:r>
+        <w:rPr>
+          <w:rFonts w:ascii="Times New Roman" w:hAnsi="Times New Roman"/>
+          <w:sz w:val="24"/>
+        </w:rPr>
+        <w:t>.</w:t>
       </w:r>
     </w:p>
     <w:p>
@@ -7477,7 +7505,21 @@
           <w:rFonts w:ascii="Times New Roman" w:hAnsi="Times New Roman"/>
           <w:sz w:val="24"/>
         </w:rPr>
-        <w:t>В молитвах невсипущу Богородицю* і в заступництвах незамінне уповання* гріб і умертвіння не втримали.* Бо як Матір Життя до життя переставив Той,* Хто вселився в утробу приснодівственну.</w:t>
+        <w:t xml:space="preserve">В молитвах невсипущу Богородицю* і в заступництвах незамінне уповання* гріб і умертвіння не втримали.* Бо як Матір Життя до життя переставив Той,* Хто вселився в утробу </w:t>
+      </w:r>
+      <w:r>
+        <w:rPr>
+          <w:rFonts w:ascii="Times New Roman" w:hAnsi="Times New Roman"/>
+          <w:sz w:val="24"/>
+        </w:rPr>
+        <w:t>приснодівственну</w:t>
+      </w:r>
+      <w:r>
+        <w:rPr>
+          <w:rFonts w:ascii="Times New Roman" w:hAnsi="Times New Roman"/>
+          <w:sz w:val="24"/>
+        </w:rPr>
+        <w:t>.</w:t>
       </w:r>
     </w:p>
     <w:p>
@@ -9915,7 +9957,21 @@
           <w:rFonts w:ascii="Times New Roman" w:hAnsi="Times New Roman"/>
           <w:sz w:val="24"/>
         </w:rPr>
-        <w:t>В молитвах невсипущу Богородицю* і в заступництвах незамінне уповання* гріб і умертвіння не втримали.* Бо як Матір Життя до життя переставив Той,* Хто вселився в утробу приснодівственну.</w:t>
+        <w:t xml:space="preserve">В молитвах невсипущу Богородицю* і в заступництвах незамінне уповання* гріб і умертвіння не втримали.* Бо як Матір Життя до життя переставив Той,* Хто вселився в утробу </w:t>
+      </w:r>
+      <w:r>
+        <w:rPr>
+          <w:rFonts w:ascii="Times New Roman" w:hAnsi="Times New Roman"/>
+          <w:sz w:val="24"/>
+        </w:rPr>
+        <w:t>приснодівственну</w:t>
+      </w:r>
+      <w:r>
+        <w:rPr>
+          <w:rFonts w:ascii="Times New Roman" w:hAnsi="Times New Roman"/>
+          <w:sz w:val="24"/>
+        </w:rPr>
+        <w:t>.</w:t>
       </w:r>
     </w:p>
     <w:p>
